--- a/deliverables/하현제_축산인수전문위원_적격성검토_도지사관점.docx
+++ b/deliverables/하현제_축산인수전문위원_적격성검토_도지사관점.docx
@@ -21,7 +21,7 @@
         <w:rPr>
           <w:rFonts w:ascii="Malgun Gothic" w:hAnsi="Malgun Gothic" w:eastAsia="Malgun Gothic"/>
           <w:b/>
-          <w:color w:val="122644"/>
+          <w:color w:val="142A4A"/>
           <w:sz w:val="42"/>
         </w:rPr>
         <w:t>축산 인수전문위원 적격성 검토</w:t>
@@ -32,7 +32,7 @@
         <w:rPr>
           <w:rFonts w:ascii="Malgun Gothic" w:hAnsi="Malgun Gothic" w:eastAsia="Malgun Gothic"/>
           <w:b/>
-          <w:color w:val="122644"/>
+          <w:color w:val="142A4A"/>
           <w:sz w:val="20"/>
         </w:rPr>
         <w:t>후보자 : 하현제 (河賢齊), 수의사 D.V.M. ㅣ ㈜제네틱스·송영신목장·㈜디투오(D2O) 대표 ㅣ 경기 안성</w:t>
@@ -66,7 +66,7 @@
         <w:rPr>
           <w:rFonts w:ascii="Malgun Gothic" w:hAnsi="Malgun Gothic" w:eastAsia="Malgun Gothic"/>
           <w:b/>
-          <w:color w:val="122644"/>
+          <w:color w:val="142A4A"/>
           <w:sz w:val="25"/>
         </w:rPr>
         <w:t>검토 결론 (한 줄)</w:t>
@@ -80,10 +80,10 @@
         <w:rPr>
           <w:rFonts w:ascii="Malgun Gothic" w:hAnsi="Malgun Gothic" w:eastAsia="Malgun Gothic"/>
           <w:b/>
-          <w:color w:val="122644"/>
+          <w:color w:val="142A4A"/>
           <w:sz w:val="22"/>
         </w:rPr>
-        <w:t>“경기 축산이 풀어야 할 현안을 — 가축질병·악취민원·탄소중립·청년농·디지털 전환 — 이미 자기 목장에서 '국내 최초·제1호'로 해결해 본, 정파색 없는 현장 수의사.”</w:t>
+        <w:t>“경기 축산이 풀어야 할 현안을 — 가축질병·악취민원·탄소중립·청년농·디지털 전환 — 이미 자기 목장에서 '국내 최초·제1호'로 해결해 본, 정부가 4차례 표창한 현장 수의사.”</w:t>
       </w:r>
     </w:p>
     <w:p>
@@ -94,7 +94,7 @@
           <w:color w:val="1B5E3A"/>
           <w:sz w:val="20"/>
         </w:rPr>
-        <w:t>→ 축산 인수전문위원으로 위촉할 경우, 추상적 구호가 아니라 '검증된 실행 모델'을 즉시 도정 정책으로 전환할 수 있음.</w:t>
+        <w:t>→ 위촉 시 추상적 구호가 아니라 '검증된 실행 모델'을 즉시 도정 정책으로 전환 가능.</w:t>
       </w:r>
     </w:p>
     <w:p>
@@ -108,7 +108,7 @@
         <w:rPr>
           <w:rFonts w:ascii="Malgun Gothic" w:hAnsi="Malgun Gothic" w:eastAsia="Malgun Gothic"/>
           <w:b/>
-          <w:color w:val="122644"/>
+          <w:color w:val="142A4A"/>
           <w:sz w:val="25"/>
         </w:rPr>
         <w:t>경기 축산 현안 × 후보자의 검증된 해답 × 인수위 기대효과</w:t>
@@ -129,7 +129,7 @@
       <w:tr>
         <w:tc>
           <w:tcPr>
-            <w:tcW w:type="dxa" w:w="2041"/>
+            <w:tcW w:type="dxa" w:w="1928"/>
             <w:vAlign w:val="center"/>
             <w:shd w:val="clear" w:fill="DCE6DC"/>
           </w:tcPr>
@@ -151,7 +151,7 @@
         </w:tc>
         <w:tc>
           <w:tcPr>
-            <w:tcW w:type="dxa" w:w="4309"/>
+            <w:tcW w:type="dxa" w:w="4422"/>
             <w:vAlign w:val="center"/>
             <w:shd w:val="clear" w:fill="DCE6DC"/>
           </w:tcPr>
@@ -197,7 +197,7 @@
       <w:tr>
         <w:tc>
           <w:tcPr>
-            <w:tcW w:type="dxa" w:w="2041"/>
+            <w:tcW w:type="dxa" w:w="1928"/>
             <w:vAlign w:val="center"/>
           </w:tcPr>
           <w:p>
@@ -210,28 +210,16 @@
               <w:rPr>
                 <w:rFonts w:ascii="Malgun Gothic" w:hAnsi="Malgun Gothic" w:eastAsia="Malgun Gothic"/>
                 <w:b/>
-                <w:color w:val="122644"/>
+                <w:color w:val="142A4A"/>
                 <w:sz w:val="18"/>
               </w:rPr>
               <w:t>가축질병·방역</w:t>
-            </w:r>
-            <w:r>
-              <w:br/>
-            </w:r>
-            <w:r>
-              <w:rPr>
-                <w:rFonts w:ascii="Malgun Gothic" w:hAnsi="Malgun Gothic" w:eastAsia="Malgun Gothic"/>
-                <w:b/>
-                <w:color w:val="122644"/>
-                <w:sz w:val="18"/>
-              </w:rPr>
-              <w:t>(구제역·AI·소모성질병)</w:t>
             </w:r>
           </w:p>
         </w:tc>
         <w:tc>
           <w:tcPr>
-            <w:tcW w:type="dxa" w:w="4309"/>
+            <w:tcW w:type="dxa" w:w="4422"/>
             <w:vAlign w:val="center"/>
           </w:tcPr>
           <w:p>
@@ -244,9 +232,9 @@
               <w:rPr>
                 <w:rFonts w:ascii="Malgun Gothic" w:hAnsi="Malgun Gothic" w:eastAsia="Malgun Gothic"/>
                 <w:b w:val="0"/>
-                <w:sz w:val="18"/>
+                <w:sz w:val="17"/>
               </w:rPr>
-              <w:t>수의사 18년 임상·역학조사위원·위내센서 기반 질병 사전예방 운영</w:t>
+              <w:t>수의사 18년 임상·검역원 역학조사위원·위내센서 기반 질병 사전예방</w:t>
             </w:r>
           </w:p>
         </w:tc>
@@ -266,7 +254,7 @@
                 <w:rFonts w:ascii="Malgun Gothic" w:hAnsi="Malgun Gothic" w:eastAsia="Malgun Gothic"/>
                 <w:b w:val="0"/>
                 <w:color w:val="1B5E3A"/>
-                <w:sz w:val="18"/>
+                <w:sz w:val="17"/>
               </w:rPr>
               <w:t>사후대응→예측·예방 방역행정 설계 자문</w:t>
             </w:r>
@@ -276,7 +264,7 @@
       <w:tr>
         <w:tc>
           <w:tcPr>
-            <w:tcW w:type="dxa" w:w="2041"/>
+            <w:tcW w:type="dxa" w:w="1928"/>
             <w:vAlign w:val="center"/>
           </w:tcPr>
           <w:p>
@@ -289,7 +277,7 @@
               <w:rPr>
                 <w:rFonts w:ascii="Malgun Gothic" w:hAnsi="Malgun Gothic" w:eastAsia="Malgun Gothic"/>
                 <w:b/>
-                <w:color w:val="122644"/>
+                <w:color w:val="142A4A"/>
                 <w:sz w:val="18"/>
               </w:rPr>
               <w:t>축산 악취·분뇨</w:t>
@@ -301,7 +289,7 @@
               <w:rPr>
                 <w:rFonts w:ascii="Malgun Gothic" w:hAnsi="Malgun Gothic" w:eastAsia="Malgun Gothic"/>
                 <w:b/>
-                <w:color w:val="122644"/>
+                <w:color w:val="142A4A"/>
                 <w:sz w:val="18"/>
               </w:rPr>
               <w:t>민원</w:t>
@@ -310,7 +298,7 @@
         </w:tc>
         <w:tc>
           <w:tcPr>
-            <w:tcW w:type="dxa" w:w="4309"/>
+            <w:tcW w:type="dxa" w:w="4422"/>
             <w:vAlign w:val="center"/>
           </w:tcPr>
           <w:p>
@@ -323,9 +311,9 @@
               <w:rPr>
                 <w:rFonts w:ascii="Malgun Gothic" w:hAnsi="Malgun Gothic" w:eastAsia="Malgun Gothic"/>
                 <w:b w:val="0"/>
-                <w:sz w:val="18"/>
+                <w:sz w:val="17"/>
               </w:rPr>
-              <w:t>대한민국 최초 피트모스 도입 '냄새·파리 없는 목장'·분뇨 자원화 (경기도의회 의장 표창, 2025)</w:t>
+              <w:t>대한민국 최초 피트모스 '냄새·파리 없는 목장'·분뇨 자원화 (경기도의회 의장 표창 2025)</w:t>
             </w:r>
           </w:p>
         </w:tc>
@@ -345,7 +333,7 @@
                 <w:rFonts w:ascii="Malgun Gothic" w:hAnsi="Malgun Gothic" w:eastAsia="Malgun Gothic"/>
                 <w:b w:val="0"/>
                 <w:color w:val="1B5E3A"/>
-                <w:sz w:val="18"/>
+                <w:sz w:val="17"/>
               </w:rPr>
               <w:t>양돈·축산 악취 민원의 구조적 해법 정책화</w:t>
             </w:r>
@@ -355,7 +343,7 @@
       <w:tr>
         <w:tc>
           <w:tcPr>
-            <w:tcW w:type="dxa" w:w="2041"/>
+            <w:tcW w:type="dxa" w:w="1928"/>
             <w:vAlign w:val="center"/>
           </w:tcPr>
           <w:p>
@@ -368,7 +356,7 @@
               <w:rPr>
                 <w:rFonts w:ascii="Malgun Gothic" w:hAnsi="Malgun Gothic" w:eastAsia="Malgun Gothic"/>
                 <w:b/>
-                <w:color w:val="122644"/>
+                <w:color w:val="142A4A"/>
                 <w:sz w:val="18"/>
               </w:rPr>
               <w:t>탄소중립·ESG</w:t>
@@ -377,7 +365,7 @@
         </w:tc>
         <w:tc>
           <w:tcPr>
-            <w:tcW w:type="dxa" w:w="4309"/>
+            <w:tcW w:type="dxa" w:w="4422"/>
             <w:vAlign w:val="center"/>
           </w:tcPr>
           <w:p>
@@ -390,9 +378,9 @@
               <w:rPr>
                 <w:rFonts w:ascii="Malgun Gothic" w:hAnsi="Malgun Gothic" w:eastAsia="Malgun Gothic"/>
                 <w:b w:val="0"/>
-                <w:sz w:val="18"/>
+                <w:sz w:val="17"/>
               </w:rPr>
-              <w:t>국내 제1호 젖소 저탄소 인증목장 · 경축순환·힐링퇴비 모델</w:t>
+              <w:t>국내 제1호 젖소 저탄소 인증목장·경축순환·힐링퇴비 모델</w:t>
             </w:r>
           </w:p>
         </w:tc>
@@ -412,7 +400,7 @@
                 <w:rFonts w:ascii="Malgun Gothic" w:hAnsi="Malgun Gothic" w:eastAsia="Malgun Gothic"/>
                 <w:b w:val="0"/>
                 <w:color w:val="1B5E3A"/>
-                <w:sz w:val="18"/>
+                <w:sz w:val="17"/>
               </w:rPr>
               <w:t>경기형 저탄소 축산 표준·인증 확산</w:t>
             </w:r>
@@ -422,7 +410,7 @@
       <w:tr>
         <w:tc>
           <w:tcPr>
-            <w:tcW w:type="dxa" w:w="2041"/>
+            <w:tcW w:type="dxa" w:w="1928"/>
             <w:vAlign w:val="center"/>
           </w:tcPr>
           <w:p>
@@ -435,7 +423,7 @@
               <w:rPr>
                 <w:rFonts w:ascii="Malgun Gothic" w:hAnsi="Malgun Gothic" w:eastAsia="Malgun Gothic"/>
                 <w:b/>
-                <w:color w:val="122644"/>
+                <w:color w:val="142A4A"/>
                 <w:sz w:val="18"/>
               </w:rPr>
               <w:t>동물복지</w:t>
@@ -444,7 +432,7 @@
         </w:tc>
         <w:tc>
           <w:tcPr>
-            <w:tcW w:type="dxa" w:w="4309"/>
+            <w:tcW w:type="dxa" w:w="4422"/>
             <w:vAlign w:val="center"/>
           </w:tcPr>
           <w:p>
@@ -457,7 +445,7 @@
               <w:rPr>
                 <w:rFonts w:ascii="Malgun Gothic" w:hAnsi="Malgun Gothic" w:eastAsia="Malgun Gothic"/>
                 <w:b w:val="0"/>
-                <w:sz w:val="18"/>
+                <w:sz w:val="17"/>
               </w:rPr>
               <w:t>국내 제1호 젖소 동물복지 인증목장 운영</w:t>
             </w:r>
@@ -479,7 +467,7 @@
                 <w:rFonts w:ascii="Malgun Gothic" w:hAnsi="Malgun Gothic" w:eastAsia="Malgun Gothic"/>
                 <w:b w:val="0"/>
                 <w:color w:val="1B5E3A"/>
-                <w:sz w:val="18"/>
+                <w:sz w:val="17"/>
               </w:rPr>
               <w:t>동물복지-생산성 양립형 사육기준 제시</w:t>
             </w:r>
@@ -489,7 +477,7 @@
       <w:tr>
         <w:tc>
           <w:tcPr>
-            <w:tcW w:type="dxa" w:w="2041"/>
+            <w:tcW w:type="dxa" w:w="1928"/>
             <w:vAlign w:val="center"/>
           </w:tcPr>
           <w:p>
@@ -502,7 +490,7 @@
               <w:rPr>
                 <w:rFonts w:ascii="Malgun Gothic" w:hAnsi="Malgun Gothic" w:eastAsia="Malgun Gothic"/>
                 <w:b/>
-                <w:color w:val="122644"/>
+                <w:color w:val="142A4A"/>
                 <w:sz w:val="18"/>
               </w:rPr>
               <w:t>디지털·AI</w:t>
@@ -514,7 +502,7 @@
               <w:rPr>
                 <w:rFonts w:ascii="Malgun Gothic" w:hAnsi="Malgun Gothic" w:eastAsia="Malgun Gothic"/>
                 <w:b/>
-                <w:color w:val="122644"/>
+                <w:color w:val="142A4A"/>
                 <w:sz w:val="18"/>
               </w:rPr>
               <w:t>축산행정</w:t>
@@ -523,7 +511,7 @@
         </w:tc>
         <w:tc>
           <w:tcPr>
-            <w:tcW w:type="dxa" w:w="4309"/>
+            <w:tcW w:type="dxa" w:w="4422"/>
             <w:vAlign w:val="center"/>
           </w:tcPr>
           <w:p>
@@ -536,9 +524,9 @@
               <w:rPr>
                 <w:rFonts w:ascii="Malgun Gothic" w:hAnsi="Malgun Gothic" w:eastAsia="Malgun Gothic"/>
                 <w:b w:val="0"/>
-                <w:sz w:val="18"/>
+                <w:sz w:val="17"/>
               </w:rPr>
-              <w:t>정밀축산 플랫폼(Eco-BIT·CowTalk) 설계, 경기 디지털축산 시범사업 총괄·실증</w:t>
+              <w:t>정밀축산 플랫폼(Eco-BIT·CowTalk) 설계·경기 디지털축산 시범사업 총괄·실증</w:t>
             </w:r>
           </w:p>
         </w:tc>
@@ -558,7 +546,7 @@
                 <w:rFonts w:ascii="Malgun Gothic" w:hAnsi="Malgun Gothic" w:eastAsia="Malgun Gothic"/>
                 <w:b w:val="0"/>
                 <w:color w:val="1B5E3A"/>
-                <w:sz w:val="18"/>
+                <w:sz w:val="17"/>
               </w:rPr>
               <w:t>경기 AI 축산행정 플랫폼 정책기반 자문</w:t>
             </w:r>
@@ -568,7 +556,7 @@
       <w:tr>
         <w:tc>
           <w:tcPr>
-            <w:tcW w:type="dxa" w:w="2041"/>
+            <w:tcW w:type="dxa" w:w="1928"/>
             <w:vAlign w:val="center"/>
           </w:tcPr>
           <w:p>
@@ -581,10 +569,10 @@
               <w:rPr>
                 <w:rFonts w:ascii="Malgun Gothic" w:hAnsi="Malgun Gothic" w:eastAsia="Malgun Gothic"/>
                 <w:b/>
-                <w:color w:val="122644"/>
+                <w:color w:val="142A4A"/>
                 <w:sz w:val="18"/>
               </w:rPr>
-              <w:t>낙농 경쟁력·</w:t>
+              <w:t>낙농·청년</w:t>
             </w:r>
             <w:r>
               <w:br/>
@@ -593,16 +581,16 @@
               <w:rPr>
                 <w:rFonts w:ascii="Malgun Gothic" w:hAnsi="Malgun Gothic" w:eastAsia="Malgun Gothic"/>
                 <w:b/>
-                <w:color w:val="122644"/>
+                <w:color w:val="142A4A"/>
                 <w:sz w:val="18"/>
               </w:rPr>
-              <w:t>청년·후계농</w:t>
+              <w:t>후계농</w:t>
             </w:r>
           </w:p>
         </w:tc>
         <w:tc>
           <w:tcPr>
-            <w:tcW w:type="dxa" w:w="4309"/>
+            <w:tcW w:type="dxa" w:w="4422"/>
             <w:vAlign w:val="center"/>
           </w:tcPr>
           <w:p>
@@ -615,9 +603,9 @@
               <w:rPr>
                 <w:rFonts w:ascii="Malgun Gothic" w:hAnsi="Malgun Gothic" w:eastAsia="Malgun Gothic"/>
                 <w:b w:val="0"/>
-                <w:sz w:val="18"/>
+                <w:sz w:val="17"/>
               </w:rPr>
-              <w:t>국내 1호 스마트팜 모델·교육목장, 마이스터 강사, 겸임교수</w:t>
+              <w:t>국내 1호 스마트팜 모델·교육목장·마이스터 강사·겸임교수</w:t>
             </w:r>
           </w:p>
         </w:tc>
@@ -637,7 +625,7 @@
                 <w:rFonts w:ascii="Malgun Gothic" w:hAnsi="Malgun Gothic" w:eastAsia="Malgun Gothic"/>
                 <w:b w:val="0"/>
                 <w:color w:val="1B5E3A"/>
-                <w:sz w:val="18"/>
+                <w:sz w:val="17"/>
               </w:rPr>
               <w:t>청년농 교육·창업·낙농 생산성 정책 설계</w:t>
             </w:r>
@@ -647,7 +635,7 @@
       <w:tr>
         <w:tc>
           <w:tcPr>
-            <w:tcW w:type="dxa" w:w="2041"/>
+            <w:tcW w:type="dxa" w:w="1928"/>
             <w:vAlign w:val="center"/>
           </w:tcPr>
           <w:p>
@@ -660,7 +648,7 @@
               <w:rPr>
                 <w:rFonts w:ascii="Malgun Gothic" w:hAnsi="Malgun Gothic" w:eastAsia="Malgun Gothic"/>
                 <w:b/>
-                <w:color w:val="122644"/>
+                <w:color w:val="142A4A"/>
                 <w:sz w:val="18"/>
               </w:rPr>
               <w:t>축산 수출·</w:t>
@@ -672,16 +660,16 @@
               <w:rPr>
                 <w:rFonts w:ascii="Malgun Gothic" w:hAnsi="Malgun Gothic" w:eastAsia="Malgun Gothic"/>
                 <w:b/>
-                <w:color w:val="122644"/>
+                <w:color w:val="142A4A"/>
                 <w:sz w:val="18"/>
               </w:rPr>
-              <w:t>신성장</w:t>
+              <w:t>국제협력</w:t>
             </w:r>
           </w:p>
         </w:tc>
         <w:tc>
           <w:tcPr>
-            <w:tcW w:type="dxa" w:w="4309"/>
+            <w:tcW w:type="dxa" w:w="4422"/>
             <w:vAlign w:val="center"/>
           </w:tcPr>
           <w:p>
@@ -694,9 +682,9 @@
               <w:rPr>
                 <w:rFonts w:ascii="Malgun Gothic" w:hAnsi="Malgun Gothic" w:eastAsia="Malgun Gothic"/>
                 <w:b w:val="0"/>
-                <w:sz w:val="18"/>
+                <w:sz w:val="17"/>
               </w:rPr>
-              <w:t>대한민국 최초 젖소 성감별 수정란 수출(농진청), KOICA/KOPIA 전문요원</w:t>
+              <w:t>대한민국 최초 젖소 성감별 수정란 수출(농진청)·KOICA/KOPIA·연변대 국제심포지엄 초청발표(2025)</w:t>
             </w:r>
           </w:p>
         </w:tc>
@@ -716,7 +704,7 @@
                 <w:rFonts w:ascii="Malgun Gothic" w:hAnsi="Malgun Gothic" w:eastAsia="Malgun Gothic"/>
                 <w:b w:val="0"/>
                 <w:color w:val="1B5E3A"/>
-                <w:sz w:val="18"/>
+                <w:sz w:val="17"/>
               </w:rPr>
               <w:t>경기 축산 유전자원·기술 수출 전략 자문</w:t>
             </w:r>
@@ -735,7 +723,7 @@
         <w:rPr>
           <w:rFonts w:ascii="Malgun Gothic" w:hAnsi="Malgun Gothic" w:eastAsia="Malgun Gothic"/>
           <w:b/>
-          <w:color w:val="122644"/>
+          <w:color w:val="142A4A"/>
           <w:sz w:val="25"/>
         </w:rPr>
         <w:t>위촉 사유 — 왜 이 후보자인가</w:t>
@@ -784,7 +772,7 @@
           <w:b w:val="0"/>
           <w:sz w:val="21"/>
         </w:rPr>
-        <w:t>실적의 신뢰성: 국무총리 표창·농림축산식품부 장관상·경기도지사상(이재명 지사 재임 시)·경기도의회 의장 표창(2025) 등 중앙·도정이 이미 공인한 성과.</w:t>
+        <w:t>정부 공인 신뢰: 국무총리(2021)·농식품부 장관(2016)·경기도지사 김동연(2025)·경기도의회 의장(2025) 4개 표창.</w:t>
       </w:r>
     </w:p>
     <w:p>
@@ -807,7 +795,7 @@
           <w:b w:val="0"/>
           <w:sz w:val="21"/>
         </w:rPr>
-        <w:t>통합 시야: 수의(질병)–번식–환경–탄소–데이터–6차산업을 한 사람이 관통 — 분절된 축산정책을 엮을 수 있음.</w:t>
+        <w:t>통합 시야: 수의(질병)–번식–환경–탄소–데이터–6차산업을 한 사람이 관통 — 분절된 축산정책을 엮음.</w:t>
       </w:r>
     </w:p>
     <w:p>
@@ -853,7 +841,7 @@
           <w:b w:val="0"/>
           <w:sz w:val="21"/>
         </w:rPr>
-        <w:t>중립성: 특정 정파가 아닌 현장·과학 기반 전문가로서 폭넓은 수용성.</w:t>
+        <w:t>중립성·국제성: 현장·과학 기반 + 국제(KOICA/연변대) 활동으로 폭넓은 수용성.</w:t>
       </w:r>
     </w:p>
     <w:p>
@@ -867,7 +855,7 @@
         <w:rPr>
           <w:rFonts w:ascii="Malgun Gothic" w:hAnsi="Malgun Gothic" w:eastAsia="Malgun Gothic"/>
           <w:b/>
-          <w:color w:val="122644"/>
+          <w:color w:val="142A4A"/>
           <w:sz w:val="25"/>
         </w:rPr>
         <w:t>객관적 근거 — 수상 · 인증 · 최초 실적</w:t>
@@ -888,7 +876,7 @@
       <w:tr>
         <w:tc>
           <w:tcPr>
-            <w:tcW w:type="dxa" w:w="3118"/>
+            <w:tcW w:type="dxa" w:w="3231"/>
             <w:vAlign w:val="center"/>
           </w:tcPr>
           <w:p>
@@ -901,8 +889,8 @@
               <w:rPr>
                 <w:rFonts w:ascii="Malgun Gothic" w:hAnsi="Malgun Gothic" w:eastAsia="Malgun Gothic"/>
                 <w:b w:val="0"/>
-                <w:color w:val="122644"/>
-                <w:sz w:val="18"/>
+                <w:color w:val="142A4A"/>
+                <w:sz w:val="17"/>
               </w:rPr>
               <w:t>[수상]</w:t>
             </w:r>
@@ -913,10 +901,10 @@
               <w:rPr>
                 <w:rFonts w:ascii="Malgun Gothic" w:hAnsi="Malgun Gothic" w:eastAsia="Malgun Gothic"/>
                 <w:b w:val="0"/>
-                <w:color w:val="122644"/>
-                <w:sz w:val="18"/>
+                <w:color w:val="142A4A"/>
+                <w:sz w:val="17"/>
               </w:rPr>
-              <w:t>• 국무총리 표창</w:t>
+              <w:t>• 국무총리 표창(2021)</w:t>
             </w:r>
             <w:r>
               <w:br/>
@@ -925,10 +913,10 @@
               <w:rPr>
                 <w:rFonts w:ascii="Malgun Gothic" w:hAnsi="Malgun Gothic" w:eastAsia="Malgun Gothic"/>
                 <w:b w:val="0"/>
-                <w:color w:val="122644"/>
-                <w:sz w:val="18"/>
+                <w:color w:val="142A4A"/>
+                <w:sz w:val="17"/>
               </w:rPr>
-              <w:t>• 농림축산식품부 장관상(2016)</w:t>
+              <w:t>• 농식품부 장관 표창(2016)</w:t>
             </w:r>
             <w:r>
               <w:br/>
@@ -937,10 +925,10 @@
               <w:rPr>
                 <w:rFonts w:ascii="Malgun Gothic" w:hAnsi="Malgun Gothic" w:eastAsia="Malgun Gothic"/>
                 <w:b w:val="0"/>
-                <w:color w:val="122644"/>
-                <w:sz w:val="18"/>
+                <w:color w:val="142A4A"/>
+                <w:sz w:val="17"/>
               </w:rPr>
-              <w:t>• 경기도지사상</w:t>
+              <w:t>• 경기도지사 표창(김동연,2025)</w:t>
             </w:r>
             <w:r>
               <w:br/>
@@ -949,10 +937,10 @@
               <w:rPr>
                 <w:rFonts w:ascii="Malgun Gothic" w:hAnsi="Malgun Gothic" w:eastAsia="Malgun Gothic"/>
                 <w:b w:val="0"/>
-                <w:color w:val="122644"/>
-                <w:sz w:val="18"/>
+                <w:color w:val="142A4A"/>
+                <w:sz w:val="17"/>
               </w:rPr>
-              <w:t xml:space="preserve">  (이재명 지사 재임 시)</w:t>
+              <w:t>• 경기도의회 의장 표창(2025)</w:t>
             </w:r>
             <w:r>
               <w:br/>
@@ -961,16 +949,16 @@
               <w:rPr>
                 <w:rFonts w:ascii="Malgun Gothic" w:hAnsi="Malgun Gothic" w:eastAsia="Malgun Gothic"/>
                 <w:b w:val="0"/>
-                <w:color w:val="122644"/>
-                <w:sz w:val="18"/>
+                <w:color w:val="142A4A"/>
+                <w:sz w:val="17"/>
               </w:rPr>
-              <w:t>• 경기도의회 의장 표창(2025)</w:t>
+              <w:t>• 2021 친환경축산대상 최우수(송영신목장)</w:t>
             </w:r>
           </w:p>
         </w:tc>
         <w:tc>
           <w:tcPr>
-            <w:tcW w:type="dxa" w:w="3118"/>
+            <w:tcW w:type="dxa" w:w="3005"/>
             <w:vAlign w:val="center"/>
           </w:tcPr>
           <w:p>
@@ -984,7 +972,7 @@
                 <w:rFonts w:ascii="Malgun Gothic" w:hAnsi="Malgun Gothic" w:eastAsia="Malgun Gothic"/>
                 <w:b w:val="0"/>
                 <w:color w:val="8A5A0E"/>
-                <w:sz w:val="18"/>
+                <w:sz w:val="17"/>
               </w:rPr>
               <w:t>[국내 최초·1호]</w:t>
             </w:r>
@@ -996,7 +984,7 @@
                 <w:rFonts w:ascii="Malgun Gothic" w:hAnsi="Malgun Gothic" w:eastAsia="Malgun Gothic"/>
                 <w:b w:val="0"/>
                 <w:color w:val="8A5A0E"/>
-                <w:sz w:val="18"/>
+                <w:sz w:val="17"/>
               </w:rPr>
               <w:t>• 젖소 성감별 수정란 수출(최초)</w:t>
             </w:r>
@@ -1008,9 +996,9 @@
                 <w:rFonts w:ascii="Malgun Gothic" w:hAnsi="Malgun Gothic" w:eastAsia="Malgun Gothic"/>
                 <w:b w:val="0"/>
                 <w:color w:val="8A5A0E"/>
-                <w:sz w:val="18"/>
+                <w:sz w:val="17"/>
               </w:rPr>
-              <w:t>• 동물복지·저탄소 인증목장(1호)</w:t>
+              <w:t>• 동물복지·저탄소 인증(1호)</w:t>
             </w:r>
             <w:r>
               <w:br/>
@@ -1020,7 +1008,7 @@
                 <w:rFonts w:ascii="Malgun Gothic" w:hAnsi="Malgun Gothic" w:eastAsia="Malgun Gothic"/>
                 <w:b w:val="0"/>
                 <w:color w:val="8A5A0E"/>
-                <w:sz w:val="18"/>
+                <w:sz w:val="17"/>
               </w:rPr>
               <w:t>• 스마트팜 모델·교육목장(1호)</w:t>
             </w:r>
@@ -1032,7 +1020,7 @@
                 <w:rFonts w:ascii="Malgun Gothic" w:hAnsi="Malgun Gothic" w:eastAsia="Malgun Gothic"/>
                 <w:b w:val="0"/>
                 <w:color w:val="8A5A0E"/>
-                <w:sz w:val="18"/>
+                <w:sz w:val="17"/>
               </w:rPr>
               <w:t>• 피트모스 냄새없는목장(최초)</w:t>
             </w:r>
@@ -1040,7 +1028,7 @@
         </w:tc>
         <w:tc>
           <w:tcPr>
-            <w:tcW w:type="dxa" w:w="3118"/>
+            <w:tcW w:type="dxa" w:w="3005"/>
             <w:vAlign w:val="center"/>
           </w:tcPr>
           <w:p>
@@ -1054,7 +1042,7 @@
                 <w:rFonts w:ascii="Malgun Gothic" w:hAnsi="Malgun Gothic" w:eastAsia="Malgun Gothic"/>
                 <w:b w:val="0"/>
                 <w:color w:val="1B5E3A"/>
-                <w:sz w:val="18"/>
+                <w:sz w:val="17"/>
               </w:rPr>
               <w:t>[인증]</w:t>
             </w:r>
@@ -1066,7 +1054,7 @@
                 <w:rFonts w:ascii="Malgun Gothic" w:hAnsi="Malgun Gothic" w:eastAsia="Malgun Gothic"/>
                 <w:b w:val="0"/>
                 <w:color w:val="1B5E3A"/>
-                <w:sz w:val="18"/>
+                <w:sz w:val="17"/>
               </w:rPr>
               <w:t>• 동물복지(2016~2028)</w:t>
             </w:r>
@@ -1078,7 +1066,7 @@
                 <w:rFonts w:ascii="Malgun Gothic" w:hAnsi="Malgun Gothic" w:eastAsia="Malgun Gothic"/>
                 <w:b w:val="0"/>
                 <w:color w:val="1B5E3A"/>
-                <w:sz w:val="18"/>
+                <w:sz w:val="17"/>
               </w:rPr>
               <w:t>• 저탄소축산물</w:t>
             </w:r>
@@ -1090,7 +1078,7 @@
                 <w:rFonts w:ascii="Malgun Gothic" w:hAnsi="Malgun Gothic" w:eastAsia="Malgun Gothic"/>
                 <w:b w:val="0"/>
                 <w:color w:val="1B5E3A"/>
-                <w:sz w:val="18"/>
+                <w:sz w:val="17"/>
               </w:rPr>
               <w:t>• 가축행복농장(2019)</w:t>
             </w:r>
@@ -1102,7 +1090,7 @@
                 <w:rFonts w:ascii="Malgun Gothic" w:hAnsi="Malgun Gothic" w:eastAsia="Malgun Gothic"/>
                 <w:b w:val="0"/>
                 <w:color w:val="1B5E3A"/>
-                <w:sz w:val="18"/>
+                <w:sz w:val="17"/>
               </w:rPr>
               <w:t>• 유기축산물·유기건초</w:t>
             </w:r>
@@ -1121,7 +1109,7 @@
         <w:rPr>
           <w:rFonts w:ascii="Malgun Gothic" w:hAnsi="Malgun Gothic" w:eastAsia="Malgun Gothic"/>
           <w:b/>
-          <w:color w:val="122644"/>
+          <w:color w:val="142A4A"/>
           <w:sz w:val="25"/>
         </w:rPr>
         <w:t>핵심 이력 (요약)</w:t>
@@ -1136,7 +1124,7 @@
         <w:rPr>
           <w:rFonts w:ascii="Malgun Gothic" w:hAnsi="Malgun Gothic" w:eastAsia="Malgun Gothic"/>
           <w:b/>
-          <w:color w:val="122644"/>
+          <w:color w:val="142A4A"/>
           <w:sz w:val="21"/>
         </w:rPr>
         <w:t>ㆍ</w:t>
@@ -1147,7 +1135,7 @@
           <w:b w:val="0"/>
           <w:sz w:val="21"/>
         </w:rPr>
-        <w:t>학력: 건국대 수의학과 졸업 · 건국대 수의과대학 분자생물학 석사과정</w:t>
+        <w:t>학력: 진주 명신고(김장하 장학생) · 건국대 수의학과 졸업 · 건국대 수의과대학 분자생물학 석사과정</w:t>
       </w:r>
     </w:p>
     <w:p>
@@ -1159,7 +1147,7 @@
         <w:rPr>
           <w:rFonts w:ascii="Malgun Gothic" w:hAnsi="Malgun Gothic" w:eastAsia="Malgun Gothic"/>
           <w:b/>
-          <w:color w:val="122644"/>
+          <w:color w:val="142A4A"/>
           <w:sz w:val="21"/>
         </w:rPr>
         <w:t>ㆍ</w:t>
@@ -1170,7 +1158,7 @@
           <w:b w:val="0"/>
           <w:sz w:val="21"/>
         </w:rPr>
-        <w:t>경력: ㈜제네틱스 대표(유전개량·수정란)·송영신목장 대표·㈜디투오(D2O) 대표·고려동물병원 원장</w:t>
+        <w:t>경력: ㈜제네틱스 대표·송영신목장 대표·㈜디투오(D2O) 대표·고려동물병원 원장</w:t>
       </w:r>
     </w:p>
     <w:p>
@@ -1182,7 +1170,7 @@
         <w:rPr>
           <w:rFonts w:ascii="Malgun Gothic" w:hAnsi="Malgun Gothic" w:eastAsia="Malgun Gothic"/>
           <w:b/>
-          <w:color w:val="122644"/>
+          <w:color w:val="142A4A"/>
           <w:sz w:val="21"/>
         </w:rPr>
         <w:t>ㆍ</w:t>
@@ -1193,7 +1181,7 @@
           <w:b w:val="0"/>
           <w:sz w:val="21"/>
         </w:rPr>
-        <w:t>자문/위원: 검역원 역학조사위원·농림부 우사표준설계 자문위원·서울우유 지정수의사·연변대 연구교수</w:t>
+        <w:t>자문: 검역원 역학조사위원·농림부 우사표준설계 자문위원·서울우유 지정수의사·연변대 연구교수</w:t>
       </w:r>
     </w:p>
     <w:p>
@@ -1205,7 +1193,7 @@
         <w:rPr>
           <w:rFonts w:ascii="Malgun Gothic" w:hAnsi="Malgun Gothic" w:eastAsia="Malgun Gothic"/>
           <w:b/>
-          <w:color w:val="122644"/>
+          <w:color w:val="142A4A"/>
           <w:sz w:val="21"/>
         </w:rPr>
         <w:t>ㆍ</w:t>
@@ -1216,7 +1204,7 @@
           <w:b w:val="0"/>
           <w:sz w:val="21"/>
         </w:rPr>
-        <w:t>국제: KOICA·KOPIA 국제농업협력 전문요원 / 특허 2건 보유</w:t>
+        <w:t>국제: KOICA·KOPIA 전문요원·연변대 국제심포지엄 특별초청 발표(2025) / 특허 2건</w:t>
       </w:r>
     </w:p>
     <w:p>
@@ -1230,7 +1218,7 @@
         <w:rPr>
           <w:rFonts w:ascii="Malgun Gothic" w:hAnsi="Malgun Gothic" w:eastAsia="Malgun Gothic"/>
           <w:b/>
-          <w:color w:val="122644"/>
+          <w:color w:val="142A4A"/>
           <w:sz w:val="25"/>
         </w:rPr>
         <w:t>종합 의견</w:t>
@@ -1243,7 +1231,7 @@
           <w:b w:val="0"/>
           <w:sz w:val="21"/>
         </w:rPr>
-        <w:t>후보자 하현제는 경기도 축산이 직면한 핵심 현안 전반에 대해 '이미 성공시킨 실증 모델'과 정부·도정 공인 성과(국무총리·장관·도지사·도의회 표창, 국내 1호 인증)를 보유하고 있다. 축산 인수전문위원으로 위촉 시 도정의 축산 공약을 신속·구체적으로 정책화할 수 있는 즉시 전력감으로, 적극 추천한다.</w:t>
+        <w:t>후보자 하현제는 경기 축산 핵심 현안 전반에 '이미 성공시킨 실증 모델'과 정부·도정 공인 성과(국무총리·장관·도지사·도의회 4개 표창, 국내 1호 인증)를 보유한 즉시 전력감으로, 축산 인수전문위원으로 적극 추천한다.</w:t>
       </w:r>
     </w:p>
     <w:p>
@@ -1257,12 +1245,12 @@
           <w:color w:val="555555"/>
           <w:sz w:val="16"/>
         </w:rPr>
-        <w:t>※ 본 문서는 결정권자 검토 편의를 위한 적격성 검토형 이력서입니다. 일부 수상 연도·특허 상세는 원본 확인 후 보완. (근거: 본인 보유 공식 이력서·표창장·인증서)</w:t>
+        <w:t>※ 결정권자 검토용 적격성 검토형 이력서. (근거: 본인 보유 표창장·인증서 원본)</w:t>
       </w:r>
     </w:p>
     <w:sectPr>
       <w:pgSz w:w="12240" w:h="15840"/>
-      <w:pgMar w:top="850" w:right="1077" w:bottom="850" w:left="1077" w:header="720" w:footer="720" w:gutter="0"/>
+      <w:pgMar w:top="794" w:right="1077" w:bottom="794" w:left="1077" w:header="720" w:footer="720" w:gutter="0"/>
       <w:cols w:space="720"/>
       <w:docGrid w:linePitch="360"/>
     </w:sectPr>

--- a/deliverables/하현제_축산인수전문위원_적격성검토_도지사관점.docx
+++ b/deliverables/하현제_축산인수전문위원_적격성검토_도지사관점.docx
@@ -35,7 +35,7 @@
           <w:color w:val="142A4A"/>
           <w:sz w:val="20"/>
         </w:rPr>
-        <w:t>후보자 : 하현제 (河賢齊), 수의사 D.V.M. ㅣ ㈜제네틱스·송영신목장·㈜디투오(D2O) 대표 ㅣ 경기 안성</w:t>
+        <w:t>후보자 : 하현제 (河賢濟), 수의사 D.V.M. ㅣ ㈜제네틱스·송영신목장·㈜디투오(D2O) 대표 ㅣ 경기 안성</w:t>
       </w:r>
     </w:p>
     <w:p>
@@ -57,7 +57,7 @@
     </w:p>
     <w:p>
       <w:pPr>
-        <w:spacing w:before="180" w:after="60"/>
+        <w:spacing w:before="160" w:after="60"/>
         <w:pBdr>
           <w:bottom w:val="single" w:sz="8" w:space="1" w:color="1B5E3A"/>
         </w:pBdr>
@@ -83,7 +83,7 @@
           <w:color w:val="142A4A"/>
           <w:sz w:val="22"/>
         </w:rPr>
-        <w:t>“경기 축산이 풀어야 할 현안을 — 가축질병·악취민원·탄소중립·청년농·디지털 전환 — 이미 자기 목장에서 '국내 최초·제1호'로 해결해 본, 정부가 4차례 표창한 현장 수의사.”</w:t>
+        <w:t>“경기 축산이 풀어야 할 현안을 — 가축질병·악취민원·탄소중립·청년농·디지털 전환 — 이미 자기 목장에서 '국내 최초·제1호'로 해결해 본, 정부가 5차례 표창한 현장 수의사.”</w:t>
       </w:r>
     </w:p>
     <w:p>
@@ -99,7 +99,7 @@
     </w:p>
     <w:p>
       <w:pPr>
-        <w:spacing w:before="180" w:after="60"/>
+        <w:spacing w:before="160" w:after="60"/>
         <w:pBdr>
           <w:bottom w:val="single" w:sz="8" w:space="1" w:color="1B5E3A"/>
         </w:pBdr>
@@ -122,14 +122,14 @@
         <w:tblLook w:firstColumn="1" w:firstRow="1" w:lastColumn="0" w:lastRow="0" w:noHBand="0" w:noVBand="1" w:val="04A0"/>
       </w:tblPr>
       <w:tblGrid>
-        <w:gridCol w:w="3362"/>
-        <w:gridCol w:w="3362"/>
-        <w:gridCol w:w="3362"/>
+        <w:gridCol w:w="3400"/>
+        <w:gridCol w:w="3400"/>
+        <w:gridCol w:w="3400"/>
       </w:tblGrid>
       <w:tr>
         <w:tc>
           <w:tcPr>
-            <w:tcW w:type="dxa" w:w="1928"/>
+            <w:tcW w:type="dxa" w:w="1814"/>
             <w:vAlign w:val="center"/>
             <w:shd w:val="clear" w:fill="DCE6DC"/>
           </w:tcPr>
@@ -197,7 +197,7 @@
       <w:tr>
         <w:tc>
           <w:tcPr>
-            <w:tcW w:type="dxa" w:w="1928"/>
+            <w:tcW w:type="dxa" w:w="1814"/>
             <w:vAlign w:val="center"/>
           </w:tcPr>
           <w:p>
@@ -264,7 +264,7 @@
       <w:tr>
         <w:tc>
           <w:tcPr>
-            <w:tcW w:type="dxa" w:w="1928"/>
+            <w:tcW w:type="dxa" w:w="1814"/>
             <w:vAlign w:val="center"/>
           </w:tcPr>
           <w:p>
@@ -343,7 +343,7 @@
       <w:tr>
         <w:tc>
           <w:tcPr>
-            <w:tcW w:type="dxa" w:w="1928"/>
+            <w:tcW w:type="dxa" w:w="1814"/>
             <w:vAlign w:val="center"/>
           </w:tcPr>
           <w:p>
@@ -410,7 +410,7 @@
       <w:tr>
         <w:tc>
           <w:tcPr>
-            <w:tcW w:type="dxa" w:w="1928"/>
+            <w:tcW w:type="dxa" w:w="1814"/>
             <w:vAlign w:val="center"/>
           </w:tcPr>
           <w:p>
@@ -477,7 +477,7 @@
       <w:tr>
         <w:tc>
           <w:tcPr>
-            <w:tcW w:type="dxa" w:w="1928"/>
+            <w:tcW w:type="dxa" w:w="1814"/>
             <w:vAlign w:val="center"/>
           </w:tcPr>
           <w:p>
@@ -493,7 +493,7 @@
                 <w:color w:val="142A4A"/>
                 <w:sz w:val="18"/>
               </w:rPr>
-              <w:t>디지털·AI</w:t>
+              <w:t>디지털·AI·</w:t>
             </w:r>
             <w:r>
               <w:br/>
@@ -505,7 +505,7 @@
                 <w:color w:val="142A4A"/>
                 <w:sz w:val="18"/>
               </w:rPr>
-              <w:t>축산행정</w:t>
+              <w:t>드론 축산</w:t>
             </w:r>
           </w:p>
         </w:tc>
@@ -526,7 +526,7 @@
                 <w:b w:val="0"/>
                 <w:sz w:val="17"/>
               </w:rPr>
-              <w:t>정밀축산 플랫폼(Eco-BIT·CowTalk) 설계·경기 디지털축산 시범사업 총괄·실증</w:t>
+              <w:t>정밀축산 플랫폼(Eco-BIT·CowTalk) 설계·드론 교육기관 운영·경기 디지털축산 시범사업 총괄</w:t>
             </w:r>
           </w:p>
         </w:tc>
@@ -548,7 +548,7 @@
                 <w:color w:val="1B5E3A"/>
                 <w:sz w:val="17"/>
               </w:rPr>
-              <w:t>경기 AI 축산행정 플랫폼 정책기반 자문</w:t>
+              <w:t>경기 AI 축산행정·스마트농업 정책기반 자문</w:t>
             </w:r>
           </w:p>
         </w:tc>
@@ -556,7 +556,7 @@
       <w:tr>
         <w:tc>
           <w:tcPr>
-            <w:tcW w:type="dxa" w:w="1928"/>
+            <w:tcW w:type="dxa" w:w="1814"/>
             <w:vAlign w:val="center"/>
           </w:tcPr>
           <w:p>
@@ -635,7 +635,7 @@
       <w:tr>
         <w:tc>
           <w:tcPr>
-            <w:tcW w:type="dxa" w:w="1928"/>
+            <w:tcW w:type="dxa" w:w="1814"/>
             <w:vAlign w:val="center"/>
           </w:tcPr>
           <w:p>
@@ -714,7 +714,7 @@
     </w:tbl>
     <w:p>
       <w:pPr>
-        <w:spacing w:before="180" w:after="60"/>
+        <w:spacing w:before="160" w:after="60"/>
         <w:pBdr>
           <w:bottom w:val="single" w:sz="8" w:space="1" w:color="1B5E3A"/>
         </w:pBdr>
@@ -772,7 +772,7 @@
           <w:b w:val="0"/>
           <w:sz w:val="21"/>
         </w:rPr>
-        <w:t>정부 공인 신뢰: 국무총리(2021)·농식품부 장관(2016)·경기도지사 김동연(2025)·경기도의회 의장(2025) 4개 표창.</w:t>
+        <w:t>정부 공인 신뢰: 국무총리·농식품부 장관·경기도지사(이재명 2020·김동연 2025)·경기도의회 의장 등 5개 표창.</w:t>
       </w:r>
     </w:p>
     <w:p>
@@ -795,7 +795,7 @@
           <w:b w:val="0"/>
           <w:sz w:val="21"/>
         </w:rPr>
-        <w:t>통합 시야: 수의(질병)–번식–환경–탄소–데이터–6차산업을 한 사람이 관통 — 분절된 축산정책을 엮음.</w:t>
+        <w:t>통합 시야: 수의(질병)–번식–환경–탄소–데이터–드론–6차산업을 한 사람이 관통.</w:t>
       </w:r>
     </w:p>
     <w:p>
@@ -846,7 +846,7 @@
     </w:p>
     <w:p>
       <w:pPr>
-        <w:spacing w:before="180" w:after="60"/>
+        <w:spacing w:before="160" w:after="60"/>
         <w:pBdr>
           <w:bottom w:val="single" w:sz="8" w:space="1" w:color="1B5E3A"/>
         </w:pBdr>
@@ -869,14 +869,14 @@
         <w:tblLook w:firstColumn="1" w:firstRow="1" w:lastColumn="0" w:lastRow="0" w:noHBand="0" w:noVBand="1" w:val="04A0"/>
       </w:tblPr>
       <w:tblGrid>
-        <w:gridCol w:w="3362"/>
-        <w:gridCol w:w="3362"/>
-        <w:gridCol w:w="3362"/>
+        <w:gridCol w:w="3400"/>
+        <w:gridCol w:w="3400"/>
+        <w:gridCol w:w="3400"/>
       </w:tblGrid>
       <w:tr>
         <w:tc>
           <w:tcPr>
-            <w:tcW w:type="dxa" w:w="3231"/>
+            <w:tcW w:type="dxa" w:w="3345"/>
             <w:vAlign w:val="center"/>
           </w:tcPr>
           <w:p>
@@ -928,6 +928,18 @@
                 <w:color w:val="142A4A"/>
                 <w:sz w:val="17"/>
               </w:rPr>
+              <w:t>• 경기도지사 표창(이재명,2020)</w:t>
+            </w:r>
+            <w:r>
+              <w:br/>
+            </w:r>
+            <w:r>
+              <w:rPr>
+                <w:rFonts w:ascii="Malgun Gothic" w:hAnsi="Malgun Gothic" w:eastAsia="Malgun Gothic"/>
+                <w:b w:val="0"/>
+                <w:color w:val="142A4A"/>
+                <w:sz w:val="17"/>
+              </w:rPr>
               <w:t>• 경기도지사 표창(김동연,2025)</w:t>
             </w:r>
             <w:r>
@@ -952,13 +964,13 @@
                 <w:color w:val="142A4A"/>
                 <w:sz w:val="17"/>
               </w:rPr>
-              <w:t>• 2021 친환경축산대상 최우수(송영신목장)</w:t>
+              <w:t>• 2021 친환경축산대상 최우수</w:t>
             </w:r>
           </w:p>
         </w:tc>
         <w:tc>
           <w:tcPr>
-            <w:tcW w:type="dxa" w:w="3005"/>
+            <w:tcW w:type="dxa" w:w="2948"/>
             <w:vAlign w:val="center"/>
           </w:tcPr>
           <w:p>
@@ -1028,7 +1040,7 @@
         </w:tc>
         <w:tc>
           <w:tcPr>
-            <w:tcW w:type="dxa" w:w="3005"/>
+            <w:tcW w:type="dxa" w:w="2948"/>
             <w:vAlign w:val="center"/>
           </w:tcPr>
           <w:p>
@@ -1044,7 +1056,7 @@
                 <w:color w:val="1B5E3A"/>
                 <w:sz w:val="17"/>
               </w:rPr>
-              <w:t>[인증]</w:t>
+              <w:t>[인증·교육]</w:t>
             </w:r>
             <w:r>
               <w:br/>
@@ -1056,19 +1068,7 @@
                 <w:color w:val="1B5E3A"/>
                 <w:sz w:val="17"/>
               </w:rPr>
-              <w:t>• 동물복지(2016~2028)</w:t>
-            </w:r>
-            <w:r>
-              <w:br/>
-            </w:r>
-            <w:r>
-              <w:rPr>
-                <w:rFonts w:ascii="Malgun Gothic" w:hAnsi="Malgun Gothic" w:eastAsia="Malgun Gothic"/>
-                <w:b w:val="0"/>
-                <w:color w:val="1B5E3A"/>
-                <w:sz w:val="17"/>
-              </w:rPr>
-              <w:t>• 저탄소축산물</w:t>
+              <w:t>• 동물복지(2016)·저탄소(2024)</w:t>
             </w:r>
             <w:r>
               <w:br/>
@@ -1094,13 +1094,25 @@
               </w:rPr>
               <w:t>• 유기축산물·유기건초</w:t>
             </w:r>
+            <w:r>
+              <w:br/>
+            </w:r>
+            <w:r>
+              <w:rPr>
+                <w:rFonts w:ascii="Malgun Gothic" w:hAnsi="Malgun Gothic" w:eastAsia="Malgun Gothic"/>
+                <w:b w:val="0"/>
+                <w:color w:val="1B5E3A"/>
+                <w:sz w:val="17"/>
+              </w:rPr>
+              <w:t>• 드론 조종자 전문교육기관(국토부)</w:t>
+            </w:r>
           </w:p>
         </w:tc>
       </w:tr>
     </w:tbl>
     <w:p>
       <w:pPr>
-        <w:spacing w:before="180" w:after="60"/>
+        <w:spacing w:before="160" w:after="60"/>
         <w:pBdr>
           <w:bottom w:val="single" w:sz="8" w:space="1" w:color="1B5E3A"/>
         </w:pBdr>
@@ -1158,7 +1170,7 @@
           <w:b w:val="0"/>
           <w:sz w:val="21"/>
         </w:rPr>
-        <w:t>경력: ㈜제네틱스 대표·송영신목장 대표·㈜디투오(D2O) 대표·고려동물병원 원장</w:t>
+        <w:t>경력: ㈜제네틱스 대표·송영신목장 대표·㈜디투오(D2O) 대표·고려동물병원 원장·㈜날틀 교육원</w:t>
       </w:r>
     </w:p>
     <w:p>
@@ -1209,7 +1221,7 @@
     </w:p>
     <w:p>
       <w:pPr>
-        <w:spacing w:before="180" w:after="60"/>
+        <w:spacing w:before="160" w:after="60"/>
         <w:pBdr>
           <w:bottom w:val="single" w:sz="8" w:space="1" w:color="1B5E3A"/>
         </w:pBdr>
@@ -1231,12 +1243,12 @@
           <w:b w:val="0"/>
           <w:sz w:val="21"/>
         </w:rPr>
-        <w:t>후보자 하현제는 경기 축산 핵심 현안 전반에 '이미 성공시킨 실증 모델'과 정부·도정 공인 성과(국무총리·장관·도지사·도의회 4개 표창, 국내 1호 인증)를 보유한 즉시 전력감으로, 축산 인수전문위원으로 적극 추천한다.</w:t>
+        <w:t>후보자 하현제는 경기 축산 핵심 현안 전반에 '이미 성공시킨 실증 모델'과 정부·도정 공인 성과(국무총리·장관·경기도지사 2회·도의회 등 5개 표창, 국내 1호 인증)를 보유한 즉시 전력감으로, 축산 인수전문위원으로 적극 추천한다.</w:t>
       </w:r>
     </w:p>
     <w:p>
       <w:pPr>
-        <w:spacing w:before="160"/>
+        <w:spacing w:before="140"/>
       </w:pPr>
       <w:r>
         <w:rPr>
@@ -1250,7 +1262,7 @@
     </w:p>
     <w:sectPr>
       <w:pgSz w:w="12240" w:h="15840"/>
-      <w:pgMar w:top="794" w:right="1077" w:bottom="794" w:left="1077" w:header="720" w:footer="720" w:gutter="0"/>
+      <w:pgMar w:top="737" w:right="1020" w:bottom="737" w:left="1020" w:header="720" w:footer="720" w:gutter="0"/>
       <w:cols w:space="720"/>
       <w:docGrid w:linePitch="360"/>
     </w:sectPr>
